--- a/Family_Tree_Program_APA7.docx
+++ b/Family_Tree_Program_APA7.docx
@@ -298,11 +298,10 @@
       <w:r>
         <w:rPr>
           <w:rFonts w:ascii="Times New Roman" w:hAnsi="Times New Roman"/>
-          <w:b/>
           <w:color w:val="000000"/>
           <w:sz w:val="24"/>
         </w:rPr>
-        <w:t>REPLACE WITH YOUR GITHUB REPOSITORY URL BEFORE SUBMISSION</w:t>
+        <w:t>https://github.com/siddharth2170/family-tree-prolog-assignment</w:t>
       </w:r>
     </w:p>
     <w:p>
